--- a/assets/Dhruv_Rajput_Resume.docx
+++ b/assets/Dhruv_Rajput_Resume.docx
@@ -649,63 +649,15 @@
       </w:r>
       <w:r>
         <w:rPr>
-          <w:spacing w:val="-2"/>
-        </w:rPr>
-        <w:t xml:space="preserve"> </w:t>
-      </w:r>
-      <w:r>
-        <w:t>,</w:t>
-      </w:r>
-      <w:r>
-        <w:rPr>
-          <w:spacing w:val="-3"/>
-        </w:rPr>
-        <w:t xml:space="preserve"> </w:t>
-      </w:r>
-      <w:r>
-        <w:t>C++</w:t>
-      </w:r>
-      <w:r>
-        <w:rPr>
-          <w:spacing w:val="-3"/>
-        </w:rPr>
-        <w:t xml:space="preserve"> </w:t>
-      </w:r>
-      <w:r>
-        <w:t>,</w:t>
-      </w:r>
-      <w:r>
-        <w:rPr>
-          <w:spacing w:val="-3"/>
-        </w:rPr>
-        <w:t xml:space="preserve"> </w:t>
-      </w:r>
-      <w:r>
-        <w:t>Python</w:t>
-      </w:r>
-      <w:r>
-        <w:rPr>
-          <w:spacing w:val="-6"/>
-        </w:rPr>
-        <w:t xml:space="preserve"> </w:t>
-      </w:r>
-      <w:r>
-        <w:t>,</w:t>
-      </w:r>
-      <w:r>
-        <w:rPr>
-          <w:spacing w:val="-3"/>
-        </w:rPr>
-        <w:t xml:space="preserve"> </w:t>
-      </w:r>
-      <w:r>
-        <w:t>HTML</w:t>
-      </w:r>
-      <w:r>
-        <w:rPr>
           <w:rFonts w:hint="default"/>
           <w:lang w:val="en-US"/>
         </w:rPr>
+        <w:t xml:space="preserve"> (Basic)</w:t>
+      </w:r>
+      <w:r>
+        <w:rPr>
+          <w:spacing w:val="-2"/>
+        </w:rPr>
         <w:t xml:space="preserve"> </w:t>
       </w:r>
       <w:r>
@@ -713,18 +665,24 @@
       </w:r>
       <w:r>
         <w:rPr>
-          <w:spacing w:val="-5"/>
-        </w:rPr>
-        <w:t xml:space="preserve"> </w:t>
-      </w:r>
-      <w:r>
-        <w:t>CSS</w:t>
+          <w:spacing w:val="-3"/>
+        </w:rPr>
+        <w:t xml:space="preserve"> </w:t>
+      </w:r>
+      <w:r>
+        <w:t>C++</w:t>
       </w:r>
       <w:r>
         <w:rPr>
           <w:rFonts w:hint="default"/>
           <w:lang w:val="en-US"/>
         </w:rPr>
+        <w:t xml:space="preserve"> (Basic)</w:t>
+      </w:r>
+      <w:r>
+        <w:rPr>
+          <w:spacing w:val="-3"/>
+        </w:rPr>
         <w:t xml:space="preserve"> </w:t>
       </w:r>
       <w:r>
@@ -737,13 +695,19 @@
         <w:t xml:space="preserve"> </w:t>
       </w:r>
       <w:r>
-        <w:t>JavaScript</w:t>
+        <w:t>Python</w:t>
       </w:r>
       <w:r>
         <w:rPr>
           <w:rFonts w:hint="default"/>
           <w:lang w:val="en-US"/>
         </w:rPr>
+        <w:t xml:space="preserve">  (Basic)</w:t>
+      </w:r>
+      <w:r>
+        <w:rPr>
+          <w:spacing w:val="-6"/>
+        </w:rPr>
         <w:t xml:space="preserve"> </w:t>
       </w:r>
       <w:r>
@@ -751,19 +715,76 @@
       </w:r>
       <w:r>
         <w:rPr>
-          <w:spacing w:val="-5"/>
-        </w:rPr>
-        <w:t xml:space="preserve"> </w:t>
-      </w:r>
-      <w:r>
-        <w:t>Node.js</w:t>
+          <w:spacing w:val="-3"/>
+        </w:rPr>
+        <w:t xml:space="preserve"> </w:t>
+      </w:r>
+      <w:r>
+        <w:t>HTML</w:t>
       </w:r>
       <w:r>
         <w:rPr>
           <w:rFonts w:hint="default"/>
           <w:lang w:val="en-US"/>
         </w:rPr>
-        <w:t xml:space="preserve"> , React.js , PHP</w:t>
+        <w:t xml:space="preserve"> </w:t>
+      </w:r>
+      <w:r>
+        <w:t>,</w:t>
+      </w:r>
+      <w:r>
+        <w:rPr>
+          <w:spacing w:val="-5"/>
+        </w:rPr>
+        <w:t xml:space="preserve"> </w:t>
+      </w:r>
+      <w:r>
+        <w:t>CSS</w:t>
+      </w:r>
+      <w:r>
+        <w:rPr>
+          <w:rFonts w:hint="default"/>
+          <w:lang w:val="en-US"/>
+        </w:rPr>
+        <w:t xml:space="preserve"> </w:t>
+      </w:r>
+      <w:r>
+        <w:t>,</w:t>
+      </w:r>
+      <w:r>
+        <w:rPr>
+          <w:spacing w:val="-3"/>
+        </w:rPr>
+        <w:t xml:space="preserve"> </w:t>
+      </w:r>
+      <w:r>
+        <w:t>JavaScript</w:t>
+      </w:r>
+      <w:r>
+        <w:rPr>
+          <w:rFonts w:hint="default"/>
+          <w:lang w:val="en-US"/>
+        </w:rPr>
+        <w:t xml:space="preserve"> </w:t>
+      </w:r>
+      <w:r>
+        <w:t>,</w:t>
+      </w:r>
+      <w:r>
+        <w:rPr>
+          <w:spacing w:val="-5"/>
+        </w:rPr>
+        <w:t xml:space="preserve"> </w:t>
+      </w:r>
+      <w:r>
+        <w:t>Node.js</w:t>
+      </w:r>
+      <w:r>
+        <w:rPr>
+          <w:rFonts w:hint="default"/>
+          <w:lang w:val="en-US"/>
+        </w:rPr>
+        <w:t xml:space="preserve"> , React.js  , PHP</w:t>
       </w:r>
       <w:bookmarkStart w:id="7" w:name="_GoBack"/>
       <w:bookmarkEnd w:id="7"/>
